--- a/第十章_中医药AI研究方法展望_教材化精简补充稿.docx
+++ b/第十章_中医药AI研究方法展望_教材化精简补充稿.docx
@@ -2572,6 +2572,22 @@
           <w:rFonts w:hint="eastAsia"/>
         </w:rPr>
         <w:t>仿真数据与真实证据之间必须保持严格区分。仿真数据适用于教学演示、系统测试与方法预演,可以补充真实数据的不足、覆盖罕见情形,但不能直接替代临床真实世界数据形成疗效结论;一旦混淆二者,将从根本上动摇证据的可靠性。</w:t>
+      </w:r>
+    </w:p>
+    <w:p>
+      <w:pPr>
+        <w:spacing w:after="80" w:line="360" w:lineRule="auto"/>
+        <w:ind w:firstLine="480" w:firstLineChars="200"/>
+        <w:jc w:val="both"/>
+        <w:rPr>
+          <w:rFonts w:hint="eastAsia"/>
+        </w:rPr>
+      </w:pPr>
+      <w:r>
+        <w:rPr>
+          <w:rFonts w:hint="eastAsia"/>
+        </w:rPr>
+        <w:t>需要说明的是，上述仿真数据属于更广义的“合成数据”——即一切非真实采集、由模型或算法人工生成的数据；仿真数据是其中以模拟临床过程或个体演变为手段的一类。下述底线规范面向全部合成数据。</w:t>
       </w:r>
     </w:p>
     <w:p>
